--- a/files/我的团长'兰利世'/团长语录.docx
+++ b/files/我的团长'兰利世'/团长语录.docx
@@ -163,7 +163,7 @@
           <w:color w:val="8A4B12"/>
           <w:sz w:val="22"/>
         </w:rPr>
-        <w:t>需要限定哪个国家，哪个国家几组正反？下面示意未替代你的限定。</w:t>
+        <w:t>你已限定：中国 2 组（一组含文革）、英国 1、日本 1。正反＝是否做了本则完整语录里的事，不是谁赢。</w:t>
       </w:r>
     </w:p>
     <w:p>
@@ -178,7 +178,7 @@
           <w:color w:val="222222"/>
           <w:sz w:val="23"/>
         </w:rPr>
-        <w:t>论点：这则语录把「出身带来的隔阂」说成可预期，同时禁止用隔阂当绝交令；落点是危机时谁有余力伸手，不是证明自己更高。</w:t>
+        <w:t>论点：本则前半承认隔阂，后半禁止用隔阂绝交。史例只拿后半当动作：长期联系善良、有点分寸的人（含非同一阶层），预备落难。</w:t>
       </w:r>
     </w:p>
     <w:p>
@@ -193,7 +193,7 @@
           <w:color w:val="222222"/>
           <w:sz w:val="23"/>
         </w:rPr>
-        <w:t>论据（示意，待你限定）：中国「仗义每多屠狗辈，负心多是读书人」是流传对仗，不是户口统计；你写下的是「仗义每是屠狗辈」，意思仍指向：体面圈子不自动等于关键时刻有人。正史里孟尝君门客有鸡鸣狗盗，平原君门下也有被平原君本人看不上、后来才用上的人——这是「分寸与善良优先于门第」的古典叙事，不是建议去找门客制度。反面常见的是六朝门第只在士庶内通婚往来，遇乱并不比交游宽的人更有救援网。英国乡绅与「贸易上的人」通婚、往来的人家，和死守俱乐部圈子、晚年只能卖庄园的幼子，也常被写成对照。这些都不能在未限定前写成你的家史。</w:t>
+        <w:t>中国含文革｜正张伯驹（与梨园长期往来）→ 文革仍被冲击，人活到 1982，藏品已不在手头。反傅雷夫妇（重心在高知教养圈）→ 1966-09-03 自杀。补记：老舍有市井联系仍于 1966-08-24 投水，故正不是护身符。</w:t>
       </w:r>
     </w:p>
     <w:p>
@@ -208,7 +208,52 @@
           <w:color w:val="222222"/>
           <w:sz w:val="23"/>
         </w:rPr>
-        <w:t>和家庭类似情况：语录假定父母聪明努力、即便利离婚仍是高阶层，你与某些群友生活逻辑不合。正例方向是：身份不同仍保持少数长期、有分寸的联系；反例方向是：因自尊和过去被高看，把「脏手」的人或非同一阶层的善良者剔出名单，结果落难时只剩下同样没有空间的人。正反各要几组、限定哪国，仍要你定。</w:t>
+        <w:t>中国商绅｜正张謇（状元仍与南通农工商学长期共事）→ 1926 年病逝，大生后来衰，学校医院留下。反个园黄至筠盐商家（同类排场）→ 道光后盐商失势，园易主。</w:t>
+      </w:r>
+    </w:p>
+    <w:p>
+      <w:pPr>
+        <w:spacing w:before="0" w:after="120" w:line="300" w:lineRule="auto"/>
+        <w:ind w:firstLine="403"/>
+      </w:pPr>
+      <w:r>
+        <w:rPr>
+          <w:rFonts w:ascii="宋体" w:hAnsi="宋体" w:eastAsia="宋体"/>
+          <w:b w:val="0"/>
+          <w:color w:val="222222"/>
+          <w:sz w:val="23"/>
+        </w:rPr>
+        <w:t>英国｜正第七代沙夫茨伯里（工厂区、贫民学校）→ 工厂立法，1885 年卒，爵位仍在。反布鲁梅尔（只养上流社交）→ 1816 逃法，1840 年卡昂穷死。类似的是体面与名单，不是诸子均分房产。</w:t>
+      </w:r>
+    </w:p>
+    <w:p>
+      <w:pPr>
+        <w:spacing w:before="0" w:after="120" w:line="300" w:lineRule="auto"/>
+        <w:ind w:firstLine="403"/>
+      </w:pPr>
+      <w:r>
+        <w:rPr>
+          <w:rFonts w:ascii="宋体" w:hAnsi="宋体" w:eastAsia="宋体"/>
+          <w:b w:val="0"/>
+          <w:color w:val="222222"/>
+          <w:sz w:val="23"/>
+        </w:rPr>
+        <w:t>日本｜正德川恒孝（华族废后进日本邮船）→ 薪水生涯，家督名目仍在。反会津藩士斗南藩时期（家禄切尽仍以士自持）→ 贫病流散记载多；松平容保 1893 年卒于东京，已无藩主经济。</w:t>
+      </w:r>
+    </w:p>
+    <w:p>
+      <w:pPr>
+        <w:spacing w:before="0" w:after="120" w:line="300" w:lineRule="auto"/>
+        <w:ind w:firstLine="403"/>
+      </w:pPr>
+      <w:r>
+        <w:rPr>
+          <w:rFonts w:ascii="宋体" w:hAnsi="宋体" w:eastAsia="宋体"/>
+          <w:b w:val="0"/>
+          <w:color w:val="222222"/>
+          <w:sz w:val="23"/>
+        </w:rPr>
+        <w:t>可复用 prompt 写在《01-分房产兄弟-正常花销与有限封地-OCR与评论.docx》第二节（0）。结果都是记载，不是实验证明。</w:t>
       </w:r>
     </w:p>
     <w:sectPr>

--- a/files/我的团长'兰利世'/团长语录.docx
+++ b/files/我的团长'兰利世'/团长语录.docx
@@ -166,6 +166,720 @@
         <w:t>你已限定：中国 2 组（一组含文革）、英国 1、日本 1。正反＝是否做了本则完整语录里的事，不是谁赢。</w:t>
       </w:r>
     </w:p>
+    <w:p>
+      <w:pPr>
+        <w:spacing w:before="160" w:after="80"/>
+      </w:pPr>
+      <w:r>
+        <w:rPr>
+          <w:rFonts w:ascii="黑体" w:hAnsi="黑体" w:eastAsia="黑体"/>
+          <w:b/>
+          <w:color w:val="1F4E79"/>
+          <w:sz w:val="22"/>
+        </w:rPr>
+        <w:t>对照表（正／反都有主语）</w:t>
+      </w:r>
+    </w:p>
+    <w:p>
+      <w:pPr>
+        <w:spacing w:before="0" w:after="120"/>
+      </w:pPr>
+      <w:r>
+        <w:rPr>
+          <w:rFonts w:ascii="宋体" w:hAnsi="宋体" w:eastAsia="宋体"/>
+          <w:b w:val="0"/>
+          <w:color w:val="1F4E79"/>
+          <w:sz w:val="20"/>
+        </w:rPr>
+        <w:t>「反」必须自带主语：是另一种人／另一家，不是正例那一行的结果句。正＝做了团长说的那种联系；反＝没有保持那种联系。</w:t>
+      </w:r>
+    </w:p>
+    <w:tbl>
+      <w:tblPr>
+        <w:tblStyle w:val="TableGrid"/>
+        <w:tblW w:type="auto" w:w="0"/>
+        <w:jc w:val="center"/>
+        <w:tblLayout w:type="fixed"/>
+        <w:tblLook w:firstColumn="1" w:firstRow="1" w:lastColumn="0" w:lastRow="0" w:noHBand="0" w:noVBand="1" w:val="04A0"/>
+      </w:tblPr>
+      <w:tblGrid>
+        <w:gridCol w:w="1901"/>
+        <w:gridCol w:w="1901"/>
+        <w:gridCol w:w="1901"/>
+        <w:gridCol w:w="1901"/>
+        <w:gridCol w:w="1901"/>
+      </w:tblGrid>
+      <w:tr>
+        <w:tc>
+          <w:tcPr>
+            <w:tcW w:type="dxa" w:w="1901"/>
+            <w:vAlign w:val="center"/>
+            <w:tcW w:w="1296" w:type="dxa"/>
+            <w:shd w:fill="1F4E79" w:val="clear"/>
+            <w:shd w:fill="1F4E79" w:val="clear"/>
+          </w:tcPr>
+          <w:p>
+            <w:pPr>
+              <w:spacing w:before="0" w:after="0" w:line="252" w:lineRule="auto"/>
+              <w:jc w:val="center"/>
+            </w:pPr>
+            <w:r>
+              <w:rPr>
+                <w:rFonts w:ascii="黑体" w:hAnsi="黑体" w:eastAsia="黑体"/>
+                <w:b/>
+                <w:color w:val="FFFFFF"/>
+                <w:sz w:val="17"/>
+              </w:rPr>
+            </w:r>
+            <w:r>
+              <w:rPr>
+                <w:rFonts w:ascii="黑体" w:hAnsi="黑体" w:eastAsia="黑体"/>
+                <w:b/>
+                <w:color w:val="FFFFFF"/>
+                <w:sz w:val="17"/>
+              </w:rPr>
+              <w:t>组</w:t>
+            </w:r>
+          </w:p>
+        </w:tc>
+        <w:tc>
+          <w:tcPr>
+            <w:tcW w:type="dxa" w:w="1901"/>
+            <w:vAlign w:val="center"/>
+            <w:tcW w:w="1944" w:type="dxa"/>
+            <w:shd w:fill="1F4E79" w:val="clear"/>
+            <w:shd w:fill="1F4E79" w:val="clear"/>
+          </w:tcPr>
+          <w:p>
+            <w:pPr>
+              <w:spacing w:before="0" w:after="0" w:line="252" w:lineRule="auto"/>
+              <w:jc w:val="center"/>
+            </w:pPr>
+            <w:r>
+              <w:rPr>
+                <w:rFonts w:ascii="黑体" w:hAnsi="黑体" w:eastAsia="黑体"/>
+                <w:b/>
+                <w:color w:val="FFFFFF"/>
+                <w:sz w:val="17"/>
+              </w:rPr>
+            </w:r>
+            <w:r>
+              <w:rPr>
+                <w:rFonts w:ascii="黑体" w:hAnsi="黑体" w:eastAsia="黑体"/>
+                <w:b/>
+                <w:color w:val="FFFFFF"/>
+                <w:sz w:val="17"/>
+              </w:rPr>
+              <w:t>正的主语（做了那种联系）</w:t>
+            </w:r>
+          </w:p>
+        </w:tc>
+        <w:tc>
+          <w:tcPr>
+            <w:tcW w:type="dxa" w:w="1901"/>
+            <w:vAlign w:val="center"/>
+            <w:tcW w:w="2448" w:type="dxa"/>
+            <w:shd w:fill="1F4E79" w:val="clear"/>
+            <w:shd w:fill="1F4E79" w:val="clear"/>
+          </w:tcPr>
+          <w:p>
+            <w:pPr>
+              <w:spacing w:before="0" w:after="0" w:line="252" w:lineRule="auto"/>
+              <w:jc w:val="center"/>
+            </w:pPr>
+            <w:r>
+              <w:rPr>
+                <w:rFonts w:ascii="黑体" w:hAnsi="黑体" w:eastAsia="黑体"/>
+                <w:b/>
+                <w:color w:val="FFFFFF"/>
+                <w:sz w:val="17"/>
+              </w:rPr>
+            </w:r>
+            <w:r>
+              <w:rPr>
+                <w:rFonts w:ascii="黑体" w:hAnsi="黑体" w:eastAsia="黑体"/>
+                <w:b/>
+                <w:color w:val="FFFFFF"/>
+                <w:sz w:val="17"/>
+              </w:rPr>
+              <w:t>正：记载结果</w:t>
+            </w:r>
+          </w:p>
+        </w:tc>
+        <w:tc>
+          <w:tcPr>
+            <w:tcW w:type="dxa" w:w="1901"/>
+            <w:vAlign w:val="center"/>
+            <w:tcW w:w="2448" w:type="dxa"/>
+            <w:shd w:fill="1F4E79" w:val="clear"/>
+            <w:shd w:fill="1F4E79" w:val="clear"/>
+          </w:tcPr>
+          <w:p>
+            <w:pPr>
+              <w:spacing w:before="0" w:after="0" w:line="252" w:lineRule="auto"/>
+              <w:jc w:val="center"/>
+            </w:pPr>
+            <w:r>
+              <w:rPr>
+                <w:rFonts w:ascii="黑体" w:hAnsi="黑体" w:eastAsia="黑体"/>
+                <w:b/>
+                <w:color w:val="FFFFFF"/>
+                <w:sz w:val="17"/>
+              </w:rPr>
+            </w:r>
+            <w:r>
+              <w:rPr>
+                <w:rFonts w:ascii="黑体" w:hAnsi="黑体" w:eastAsia="黑体"/>
+                <w:b/>
+                <w:color w:val="FFFFFF"/>
+                <w:sz w:val="17"/>
+              </w:rPr>
+              <w:t>反的主语（没有那种联系的另一种人／家）</w:t>
+            </w:r>
+          </w:p>
+        </w:tc>
+        <w:tc>
+          <w:tcPr>
+            <w:tcW w:type="dxa" w:w="1901"/>
+            <w:vAlign w:val="center"/>
+            <w:tcW w:w="2448" w:type="dxa"/>
+            <w:shd w:fill="1F4E79" w:val="clear"/>
+            <w:shd w:fill="1F4E79" w:val="clear"/>
+          </w:tcPr>
+          <w:p>
+            <w:pPr>
+              <w:spacing w:before="0" w:after="0" w:line="252" w:lineRule="auto"/>
+              <w:jc w:val="center"/>
+            </w:pPr>
+            <w:r>
+              <w:rPr>
+                <w:rFonts w:ascii="黑体" w:hAnsi="黑体" w:eastAsia="黑体"/>
+                <w:b/>
+                <w:color w:val="FFFFFF"/>
+                <w:sz w:val="17"/>
+              </w:rPr>
+            </w:r>
+            <w:r>
+              <w:rPr>
+                <w:rFonts w:ascii="黑体" w:hAnsi="黑体" w:eastAsia="黑体"/>
+                <w:b/>
+                <w:color w:val="FFFFFF"/>
+                <w:sz w:val="17"/>
+              </w:rPr>
+              <w:t>反：记载结果</w:t>
+            </w:r>
+          </w:p>
+        </w:tc>
+      </w:tr>
+      <w:tr>
+        <w:tc>
+          <w:tcPr>
+            <w:tcW w:type="dxa" w:w="1901"/>
+            <w:vAlign w:val="center"/>
+            <w:tcW w:w="1296" w:type="dxa"/>
+            <w:shd w:fill="FFFFFF" w:val="clear"/>
+            <w:shd w:fill="FFFFFF" w:val="clear"/>
+          </w:tcPr>
+          <w:p>
+            <w:pPr>
+              <w:spacing w:before="0" w:after="0" w:line="252" w:lineRule="auto"/>
+              <w:jc w:val="left"/>
+            </w:pPr>
+            <w:r/>
+            <w:r>
+              <w:rPr>
+                <w:rFonts w:ascii="宋体" w:hAnsi="宋体" w:eastAsia="宋体"/>
+                <w:b w:val="0"/>
+                <w:color w:val="222222"/>
+                <w:sz w:val="18"/>
+              </w:rPr>
+              <w:t>中国·文革</w:t>
+            </w:r>
+          </w:p>
+        </w:tc>
+        <w:tc>
+          <w:tcPr>
+            <w:tcW w:type="dxa" w:w="1901"/>
+            <w:vAlign w:val="center"/>
+            <w:tcW w:w="1944" w:type="dxa"/>
+            <w:shd w:fill="FFFFFF" w:val="clear"/>
+            <w:shd w:fill="FFFFFF" w:val="clear"/>
+          </w:tcPr>
+          <w:p>
+            <w:pPr>
+              <w:spacing w:before="0" w:after="0" w:line="252" w:lineRule="auto"/>
+              <w:jc w:val="left"/>
+            </w:pPr>
+            <w:r/>
+            <w:r>
+              <w:rPr>
+                <w:rFonts w:ascii="宋体" w:hAnsi="宋体" w:eastAsia="宋体"/>
+                <w:b w:val="0"/>
+                <w:color w:val="222222"/>
+                <w:sz w:val="18"/>
+              </w:rPr>
+              <w:t>张伯驹</w:t>
+            </w:r>
+          </w:p>
+        </w:tc>
+        <w:tc>
+          <w:tcPr>
+            <w:tcW w:type="dxa" w:w="1901"/>
+            <w:vAlign w:val="center"/>
+            <w:tcW w:w="2448" w:type="dxa"/>
+            <w:shd w:fill="FFFFFF" w:val="clear"/>
+            <w:shd w:fill="FFFFFF" w:val="clear"/>
+          </w:tcPr>
+          <w:p>
+            <w:pPr>
+              <w:spacing w:before="0" w:after="0" w:line="252" w:lineRule="auto"/>
+              <w:jc w:val="left"/>
+            </w:pPr>
+            <w:r/>
+            <w:r>
+              <w:rPr>
+                <w:rFonts w:ascii="宋体" w:hAnsi="宋体" w:eastAsia="宋体"/>
+                <w:b w:val="0"/>
+                <w:color w:val="222222"/>
+                <w:sz w:val="18"/>
+              </w:rPr>
+              <w:t>文革仍被冲击；人活到 1982；藏品已不在手头</w:t>
+            </w:r>
+          </w:p>
+        </w:tc>
+        <w:tc>
+          <w:tcPr>
+            <w:tcW w:type="dxa" w:w="1901"/>
+            <w:vAlign w:val="center"/>
+            <w:tcW w:w="2448" w:type="dxa"/>
+            <w:shd w:fill="FFFFFF" w:val="clear"/>
+            <w:shd w:fill="FFFFFF" w:val="clear"/>
+          </w:tcPr>
+          <w:p>
+            <w:pPr>
+              <w:spacing w:before="0" w:after="0" w:line="252" w:lineRule="auto"/>
+              <w:jc w:val="left"/>
+            </w:pPr>
+            <w:r/>
+            <w:r>
+              <w:rPr>
+                <w:rFonts w:ascii="宋体" w:hAnsi="宋体" w:eastAsia="宋体"/>
+                <w:b w:val="0"/>
+                <w:color w:val="222222"/>
+                <w:sz w:val="18"/>
+              </w:rPr>
+              <w:t>傅雷、朱梅馥</w:t>
+            </w:r>
+          </w:p>
+        </w:tc>
+        <w:tc>
+          <w:tcPr>
+            <w:tcW w:type="dxa" w:w="1901"/>
+            <w:vAlign w:val="center"/>
+            <w:tcW w:w="2448" w:type="dxa"/>
+            <w:shd w:fill="FFFFFF" w:val="clear"/>
+            <w:shd w:fill="FFFFFF" w:val="clear"/>
+          </w:tcPr>
+          <w:p>
+            <w:pPr>
+              <w:spacing w:before="0" w:after="0" w:line="252" w:lineRule="auto"/>
+              <w:jc w:val="left"/>
+            </w:pPr>
+            <w:r/>
+            <w:r>
+              <w:rPr>
+                <w:rFonts w:ascii="宋体" w:hAnsi="宋体" w:eastAsia="宋体"/>
+                <w:b w:val="0"/>
+                <w:color w:val="222222"/>
+                <w:sz w:val="18"/>
+              </w:rPr>
+              <w:t>1966-09-03 夫妇自杀</w:t>
+            </w:r>
+          </w:p>
+        </w:tc>
+      </w:tr>
+      <w:tr>
+        <w:tc>
+          <w:tcPr>
+            <w:tcW w:type="dxa" w:w="1901"/>
+            <w:vAlign w:val="center"/>
+            <w:tcW w:w="1296" w:type="dxa"/>
+            <w:shd w:fill="FFFFFF" w:val="clear"/>
+            <w:shd w:fill="F4F7FA" w:val="clear"/>
+          </w:tcPr>
+          <w:p>
+            <w:pPr>
+              <w:spacing w:before="0" w:after="0" w:line="252" w:lineRule="auto"/>
+              <w:jc w:val="left"/>
+            </w:pPr>
+            <w:r/>
+            <w:r>
+              <w:rPr>
+                <w:rFonts w:ascii="宋体" w:hAnsi="宋体" w:eastAsia="宋体"/>
+                <w:b w:val="0"/>
+                <w:color w:val="222222"/>
+                <w:sz w:val="18"/>
+              </w:rPr>
+              <w:t>中国·商绅</w:t>
+            </w:r>
+          </w:p>
+        </w:tc>
+        <w:tc>
+          <w:tcPr>
+            <w:tcW w:type="dxa" w:w="1901"/>
+            <w:vAlign w:val="center"/>
+            <w:tcW w:w="1944" w:type="dxa"/>
+            <w:shd w:fill="FFFFFF" w:val="clear"/>
+            <w:shd w:fill="F4F7FA" w:val="clear"/>
+          </w:tcPr>
+          <w:p>
+            <w:pPr>
+              <w:spacing w:before="0" w:after="0" w:line="252" w:lineRule="auto"/>
+              <w:jc w:val="left"/>
+            </w:pPr>
+            <w:r/>
+            <w:r>
+              <w:rPr>
+                <w:rFonts w:ascii="宋体" w:hAnsi="宋体" w:eastAsia="宋体"/>
+                <w:b w:val="0"/>
+                <w:color w:val="222222"/>
+                <w:sz w:val="18"/>
+              </w:rPr>
+              <w:t>张謇</w:t>
+            </w:r>
+          </w:p>
+        </w:tc>
+        <w:tc>
+          <w:tcPr>
+            <w:tcW w:type="dxa" w:w="1901"/>
+            <w:vAlign w:val="center"/>
+            <w:tcW w:w="2448" w:type="dxa"/>
+            <w:shd w:fill="FFFFFF" w:val="clear"/>
+            <w:shd w:fill="F4F7FA" w:val="clear"/>
+          </w:tcPr>
+          <w:p>
+            <w:pPr>
+              <w:spacing w:before="0" w:after="0" w:line="252" w:lineRule="auto"/>
+              <w:jc w:val="left"/>
+            </w:pPr>
+            <w:r/>
+            <w:r>
+              <w:rPr>
+                <w:rFonts w:ascii="宋体" w:hAnsi="宋体" w:eastAsia="宋体"/>
+                <w:b w:val="0"/>
+                <w:color w:val="222222"/>
+                <w:sz w:val="18"/>
+              </w:rPr>
+              <w:t>1926 病逝；大生后来衰；学校医院留下</w:t>
+            </w:r>
+          </w:p>
+        </w:tc>
+        <w:tc>
+          <w:tcPr>
+            <w:tcW w:type="dxa" w:w="1901"/>
+            <w:vAlign w:val="center"/>
+            <w:tcW w:w="2448" w:type="dxa"/>
+            <w:shd w:fill="FFFFFF" w:val="clear"/>
+            <w:shd w:fill="F4F7FA" w:val="clear"/>
+          </w:tcPr>
+          <w:p>
+            <w:pPr>
+              <w:spacing w:before="0" w:after="0" w:line="252" w:lineRule="auto"/>
+              <w:jc w:val="left"/>
+            </w:pPr>
+            <w:r/>
+            <w:r>
+              <w:rPr>
+                <w:rFonts w:ascii="宋体" w:hAnsi="宋体" w:eastAsia="宋体"/>
+                <w:b w:val="0"/>
+                <w:color w:val="222222"/>
+                <w:sz w:val="18"/>
+              </w:rPr>
+              <w:t>个园黄至筠盐商家</w:t>
+            </w:r>
+          </w:p>
+        </w:tc>
+        <w:tc>
+          <w:tcPr>
+            <w:tcW w:type="dxa" w:w="1901"/>
+            <w:vAlign w:val="center"/>
+            <w:tcW w:w="2448" w:type="dxa"/>
+            <w:shd w:fill="FFFFFF" w:val="clear"/>
+            <w:shd w:fill="F4F7FA" w:val="clear"/>
+          </w:tcPr>
+          <w:p>
+            <w:pPr>
+              <w:spacing w:before="0" w:after="0" w:line="252" w:lineRule="auto"/>
+              <w:jc w:val="left"/>
+            </w:pPr>
+            <w:r/>
+            <w:r>
+              <w:rPr>
+                <w:rFonts w:ascii="宋体" w:hAnsi="宋体" w:eastAsia="宋体"/>
+                <w:b w:val="0"/>
+                <w:color w:val="222222"/>
+                <w:sz w:val="18"/>
+              </w:rPr>
+              <w:t>道光后盐商失势；个园易主</w:t>
+            </w:r>
+          </w:p>
+        </w:tc>
+      </w:tr>
+      <w:tr>
+        <w:tc>
+          <w:tcPr>
+            <w:tcW w:type="dxa" w:w="1901"/>
+            <w:vAlign w:val="center"/>
+            <w:tcW w:w="1296" w:type="dxa"/>
+            <w:shd w:fill="FFFFFF" w:val="clear"/>
+            <w:shd w:fill="FFFFFF" w:val="clear"/>
+          </w:tcPr>
+          <w:p>
+            <w:pPr>
+              <w:spacing w:before="0" w:after="0" w:line="252" w:lineRule="auto"/>
+              <w:jc w:val="left"/>
+            </w:pPr>
+            <w:r/>
+            <w:r>
+              <w:rPr>
+                <w:rFonts w:ascii="宋体" w:hAnsi="宋体" w:eastAsia="宋体"/>
+                <w:b w:val="0"/>
+                <w:color w:val="222222"/>
+                <w:sz w:val="18"/>
+              </w:rPr>
+              <w:t>英国</w:t>
+            </w:r>
+          </w:p>
+        </w:tc>
+        <w:tc>
+          <w:tcPr>
+            <w:tcW w:type="dxa" w:w="1901"/>
+            <w:vAlign w:val="center"/>
+            <w:tcW w:w="1944" w:type="dxa"/>
+            <w:shd w:fill="FFFFFF" w:val="clear"/>
+            <w:shd w:fill="FFFFFF" w:val="clear"/>
+          </w:tcPr>
+          <w:p>
+            <w:pPr>
+              <w:spacing w:before="0" w:after="0" w:line="252" w:lineRule="auto"/>
+              <w:jc w:val="left"/>
+            </w:pPr>
+            <w:r/>
+            <w:r>
+              <w:rPr>
+                <w:rFonts w:ascii="宋体" w:hAnsi="宋体" w:eastAsia="宋体"/>
+                <w:b w:val="0"/>
+                <w:color w:val="222222"/>
+                <w:sz w:val="18"/>
+              </w:rPr>
+              <w:t>第七代沙夫茨伯里伯爵</w:t>
+            </w:r>
+          </w:p>
+        </w:tc>
+        <w:tc>
+          <w:tcPr>
+            <w:tcW w:type="dxa" w:w="1901"/>
+            <w:vAlign w:val="center"/>
+            <w:tcW w:w="2448" w:type="dxa"/>
+            <w:shd w:fill="FFFFFF" w:val="clear"/>
+            <w:shd w:fill="FFFFFF" w:val="clear"/>
+          </w:tcPr>
+          <w:p>
+            <w:pPr>
+              <w:spacing w:before="0" w:after="0" w:line="252" w:lineRule="auto"/>
+              <w:jc w:val="left"/>
+            </w:pPr>
+            <w:r/>
+            <w:r>
+              <w:rPr>
+                <w:rFonts w:ascii="宋体" w:hAnsi="宋体" w:eastAsia="宋体"/>
+                <w:b w:val="0"/>
+                <w:color w:val="222222"/>
+                <w:sz w:val="18"/>
+              </w:rPr>
+              <w:t>推动工厂立法；1885 年卒；爵位仍在</w:t>
+            </w:r>
+          </w:p>
+        </w:tc>
+        <w:tc>
+          <w:tcPr>
+            <w:tcW w:type="dxa" w:w="1901"/>
+            <w:vAlign w:val="center"/>
+            <w:tcW w:w="2448" w:type="dxa"/>
+            <w:shd w:fill="FFFFFF" w:val="clear"/>
+            <w:shd w:fill="FFFFFF" w:val="clear"/>
+          </w:tcPr>
+          <w:p>
+            <w:pPr>
+              <w:spacing w:before="0" w:after="0" w:line="252" w:lineRule="auto"/>
+              <w:jc w:val="left"/>
+            </w:pPr>
+            <w:r/>
+            <w:r>
+              <w:rPr>
+                <w:rFonts w:ascii="宋体" w:hAnsi="宋体" w:eastAsia="宋体"/>
+                <w:b w:val="0"/>
+                <w:color w:val="222222"/>
+                <w:sz w:val="18"/>
+              </w:rPr>
+              <w:t>乔治·布鲁梅尔</w:t>
+            </w:r>
+          </w:p>
+        </w:tc>
+        <w:tc>
+          <w:tcPr>
+            <w:tcW w:type="dxa" w:w="1901"/>
+            <w:vAlign w:val="center"/>
+            <w:tcW w:w="2448" w:type="dxa"/>
+            <w:shd w:fill="FFFFFF" w:val="clear"/>
+            <w:shd w:fill="FFFFFF" w:val="clear"/>
+          </w:tcPr>
+          <w:p>
+            <w:pPr>
+              <w:spacing w:before="0" w:after="0" w:line="252" w:lineRule="auto"/>
+              <w:jc w:val="left"/>
+            </w:pPr>
+            <w:r/>
+            <w:r>
+              <w:rPr>
+                <w:rFonts w:ascii="宋体" w:hAnsi="宋体" w:eastAsia="宋体"/>
+                <w:b w:val="0"/>
+                <w:color w:val="222222"/>
+                <w:sz w:val="18"/>
+              </w:rPr>
+              <w:t>1816 逃法；1840 年在卡昂穷死</w:t>
+            </w:r>
+          </w:p>
+        </w:tc>
+      </w:tr>
+      <w:tr>
+        <w:tc>
+          <w:tcPr>
+            <w:tcW w:type="dxa" w:w="1901"/>
+            <w:vAlign w:val="center"/>
+            <w:tcW w:w="1296" w:type="dxa"/>
+            <w:shd w:fill="FFFFFF" w:val="clear"/>
+            <w:shd w:fill="F4F7FA" w:val="clear"/>
+          </w:tcPr>
+          <w:p>
+            <w:pPr>
+              <w:spacing w:before="0" w:after="0" w:line="252" w:lineRule="auto"/>
+              <w:jc w:val="left"/>
+            </w:pPr>
+            <w:r/>
+            <w:r>
+              <w:rPr>
+                <w:rFonts w:ascii="宋体" w:hAnsi="宋体" w:eastAsia="宋体"/>
+                <w:b w:val="0"/>
+                <w:color w:val="222222"/>
+                <w:sz w:val="18"/>
+              </w:rPr>
+              <w:t>日本</w:t>
+            </w:r>
+          </w:p>
+        </w:tc>
+        <w:tc>
+          <w:tcPr>
+            <w:tcW w:type="dxa" w:w="1901"/>
+            <w:vAlign w:val="center"/>
+            <w:tcW w:w="1944" w:type="dxa"/>
+            <w:shd w:fill="FFFFFF" w:val="clear"/>
+            <w:shd w:fill="F4F7FA" w:val="clear"/>
+          </w:tcPr>
+          <w:p>
+            <w:pPr>
+              <w:spacing w:before="0" w:after="0" w:line="252" w:lineRule="auto"/>
+              <w:jc w:val="left"/>
+            </w:pPr>
+            <w:r/>
+            <w:r>
+              <w:rPr>
+                <w:rFonts w:ascii="宋体" w:hAnsi="宋体" w:eastAsia="宋体"/>
+                <w:b w:val="0"/>
+                <w:color w:val="222222"/>
+                <w:sz w:val="18"/>
+              </w:rPr>
+              <w:t>德川恒孝</w:t>
+            </w:r>
+          </w:p>
+        </w:tc>
+        <w:tc>
+          <w:tcPr>
+            <w:tcW w:type="dxa" w:w="1901"/>
+            <w:vAlign w:val="center"/>
+            <w:tcW w:w="2448" w:type="dxa"/>
+            <w:shd w:fill="FFFFFF" w:val="clear"/>
+            <w:shd w:fill="F4F7FA" w:val="clear"/>
+          </w:tcPr>
+          <w:p>
+            <w:pPr>
+              <w:spacing w:before="0" w:after="0" w:line="252" w:lineRule="auto"/>
+              <w:jc w:val="left"/>
+            </w:pPr>
+            <w:r/>
+            <w:r>
+              <w:rPr>
+                <w:rFonts w:ascii="宋体" w:hAnsi="宋体" w:eastAsia="宋体"/>
+                <w:b w:val="0"/>
+                <w:color w:val="222222"/>
+                <w:sz w:val="18"/>
+              </w:rPr>
+              <w:t>日本邮船职员生涯；家督名目仍在</w:t>
+            </w:r>
+          </w:p>
+        </w:tc>
+        <w:tc>
+          <w:tcPr>
+            <w:tcW w:type="dxa" w:w="1901"/>
+            <w:vAlign w:val="center"/>
+            <w:tcW w:w="2448" w:type="dxa"/>
+            <w:shd w:fill="FFFFFF" w:val="clear"/>
+            <w:shd w:fill="F4F7FA" w:val="clear"/>
+          </w:tcPr>
+          <w:p>
+            <w:pPr>
+              <w:spacing w:before="0" w:after="0" w:line="252" w:lineRule="auto"/>
+              <w:jc w:val="left"/>
+            </w:pPr>
+            <w:r/>
+            <w:r>
+              <w:rPr>
+                <w:rFonts w:ascii="宋体" w:hAnsi="宋体" w:eastAsia="宋体"/>
+                <w:b w:val="0"/>
+                <w:color w:val="222222"/>
+                <w:sz w:val="18"/>
+              </w:rPr>
+              <w:t>会津藩士（斗南藩时期）</w:t>
+            </w:r>
+          </w:p>
+        </w:tc>
+        <w:tc>
+          <w:tcPr>
+            <w:tcW w:type="dxa" w:w="1901"/>
+            <w:vAlign w:val="center"/>
+            <w:tcW w:w="2448" w:type="dxa"/>
+            <w:shd w:fill="FFFFFF" w:val="clear"/>
+            <w:shd w:fill="F4F7FA" w:val="clear"/>
+          </w:tcPr>
+          <w:p>
+            <w:pPr>
+              <w:spacing w:before="0" w:after="0" w:line="252" w:lineRule="auto"/>
+              <w:jc w:val="left"/>
+            </w:pPr>
+            <w:r/>
+            <w:r>
+              <w:rPr>
+                <w:rFonts w:ascii="宋体" w:hAnsi="宋体" w:eastAsia="宋体"/>
+                <w:b w:val="0"/>
+                <w:color w:val="222222"/>
+                <w:sz w:val="18"/>
+              </w:rPr>
+              <w:t>贫病流散记载多；松平容保 1893 卒于东京，已无藩主经济</w:t>
+            </w:r>
+          </w:p>
+        </w:tc>
+      </w:tr>
+    </w:tbl>
     <w:p>
       <w:pPr>
         <w:spacing w:before="0" w:after="120" w:line="300" w:lineRule="auto"/>

--- a/files/我的团长'兰利世'/团长语录.docx
+++ b/files/我的团长'兰利世'/团长语录.docx
@@ -163,7 +163,736 @@
           <w:color w:val="8A4B12"/>
           <w:sz w:val="22"/>
         </w:rPr>
-        <w:t>需要限定哪个国家，哪个国家几组正反？下面示意未替代你的限定。</w:t>
+        <w:t>你已限定：中国 2 组（一组含文革）、英国 1、日本 1。正反＝是否做了本则完整语录里的事，不是谁赢。</w:t>
+      </w:r>
+    </w:p>
+    <w:p>
+      <w:pPr>
+        <w:spacing w:before="160" w:after="80"/>
+      </w:pPr>
+      <w:r>
+        <w:rPr>
+          <w:rFonts w:ascii="黑体" w:hAnsi="黑体" w:eastAsia="黑体"/>
+          <w:b/>
+          <w:color w:val="1F4E79"/>
+          <w:sz w:val="22"/>
+        </w:rPr>
+        <w:t>对照表（正／反都有主语）</w:t>
+      </w:r>
+    </w:p>
+    <w:p>
+      <w:pPr>
+        <w:spacing w:before="0" w:after="120"/>
+      </w:pPr>
+      <w:r>
+        <w:rPr>
+          <w:rFonts w:ascii="宋体" w:hAnsi="宋体" w:eastAsia="宋体"/>
+          <w:b w:val="0"/>
+          <w:color w:val="1F4E79"/>
+          <w:sz w:val="20"/>
+        </w:rPr>
+        <w:t>「反」必须自带主语：是另一种人／另一家，不是正例那一行的结果句。正＝做了团长说的那种联系；反＝没有保持那种联系。</w:t>
+      </w:r>
+    </w:p>
+    <w:tbl>
+      <w:tblPr>
+        <w:tblStyle w:val="TableGrid"/>
+        <w:tblW w:type="auto" w:w="0"/>
+        <w:jc w:val="center"/>
+        <w:tblLayout w:type="fixed"/>
+        <w:tblLook w:firstColumn="1" w:firstRow="1" w:lastColumn="0" w:lastRow="0" w:noHBand="0" w:noVBand="1" w:val="04A0"/>
+      </w:tblPr>
+      <w:tblGrid>
+        <w:gridCol w:w="1901"/>
+        <w:gridCol w:w="1901"/>
+        <w:gridCol w:w="1901"/>
+        <w:gridCol w:w="1901"/>
+        <w:gridCol w:w="1901"/>
+      </w:tblGrid>
+      <w:tr>
+        <w:tc>
+          <w:tcPr>
+            <w:tcW w:type="dxa" w:w="1901"/>
+            <w:vAlign w:val="center"/>
+            <w:tcW w:w="1296" w:type="dxa"/>
+            <w:shd w:fill="1F4E79" w:val="clear"/>
+            <w:shd w:fill="1F4E79" w:val="clear"/>
+          </w:tcPr>
+          <w:p>
+            <w:pPr>
+              <w:spacing w:before="0" w:after="0" w:line="252" w:lineRule="auto"/>
+              <w:jc w:val="center"/>
+            </w:pPr>
+            <w:r>
+              <w:rPr>
+                <w:rFonts w:ascii="黑体" w:hAnsi="黑体" w:eastAsia="黑体"/>
+                <w:b/>
+                <w:color w:val="FFFFFF"/>
+                <w:sz w:val="17"/>
+              </w:rPr>
+            </w:r>
+            <w:r>
+              <w:rPr>
+                <w:rFonts w:ascii="黑体" w:hAnsi="黑体" w:eastAsia="黑体"/>
+                <w:b/>
+                <w:color w:val="FFFFFF"/>
+                <w:sz w:val="17"/>
+              </w:rPr>
+              <w:t>组</w:t>
+            </w:r>
+          </w:p>
+        </w:tc>
+        <w:tc>
+          <w:tcPr>
+            <w:tcW w:type="dxa" w:w="1901"/>
+            <w:vAlign w:val="center"/>
+            <w:tcW w:w="1944" w:type="dxa"/>
+            <w:shd w:fill="1F4E79" w:val="clear"/>
+            <w:shd w:fill="1F4E79" w:val="clear"/>
+          </w:tcPr>
+          <w:p>
+            <w:pPr>
+              <w:spacing w:before="0" w:after="0" w:line="252" w:lineRule="auto"/>
+              <w:jc w:val="center"/>
+            </w:pPr>
+            <w:r>
+              <w:rPr>
+                <w:rFonts w:ascii="黑体" w:hAnsi="黑体" w:eastAsia="黑体"/>
+                <w:b/>
+                <w:color w:val="FFFFFF"/>
+                <w:sz w:val="17"/>
+              </w:rPr>
+            </w:r>
+            <w:r>
+              <w:rPr>
+                <w:rFonts w:ascii="黑体" w:hAnsi="黑体" w:eastAsia="黑体"/>
+                <w:b/>
+                <w:color w:val="FFFFFF"/>
+                <w:sz w:val="17"/>
+              </w:rPr>
+              <w:t>正的主语（做了那种联系）</w:t>
+            </w:r>
+          </w:p>
+        </w:tc>
+        <w:tc>
+          <w:tcPr>
+            <w:tcW w:type="dxa" w:w="1901"/>
+            <w:vAlign w:val="center"/>
+            <w:tcW w:w="2448" w:type="dxa"/>
+            <w:shd w:fill="1F4E79" w:val="clear"/>
+            <w:shd w:fill="1F4E79" w:val="clear"/>
+          </w:tcPr>
+          <w:p>
+            <w:pPr>
+              <w:spacing w:before="0" w:after="0" w:line="252" w:lineRule="auto"/>
+              <w:jc w:val="center"/>
+            </w:pPr>
+            <w:r>
+              <w:rPr>
+                <w:rFonts w:ascii="黑体" w:hAnsi="黑体" w:eastAsia="黑体"/>
+                <w:b/>
+                <w:color w:val="FFFFFF"/>
+                <w:sz w:val="17"/>
+              </w:rPr>
+            </w:r>
+            <w:r>
+              <w:rPr>
+                <w:rFonts w:ascii="黑体" w:hAnsi="黑体" w:eastAsia="黑体"/>
+                <w:b/>
+                <w:color w:val="FFFFFF"/>
+                <w:sz w:val="17"/>
+              </w:rPr>
+              <w:t>正：记载结果</w:t>
+            </w:r>
+          </w:p>
+        </w:tc>
+        <w:tc>
+          <w:tcPr>
+            <w:tcW w:type="dxa" w:w="1901"/>
+            <w:vAlign w:val="center"/>
+            <w:tcW w:w="2448" w:type="dxa"/>
+            <w:shd w:fill="1F4E79" w:val="clear"/>
+            <w:shd w:fill="1F4E79" w:val="clear"/>
+          </w:tcPr>
+          <w:p>
+            <w:pPr>
+              <w:spacing w:before="0" w:after="0" w:line="252" w:lineRule="auto"/>
+              <w:jc w:val="center"/>
+            </w:pPr>
+            <w:r>
+              <w:rPr>
+                <w:rFonts w:ascii="黑体" w:hAnsi="黑体" w:eastAsia="黑体"/>
+                <w:b/>
+                <w:color w:val="FFFFFF"/>
+                <w:sz w:val="17"/>
+              </w:rPr>
+            </w:r>
+            <w:r>
+              <w:rPr>
+                <w:rFonts w:ascii="黑体" w:hAnsi="黑体" w:eastAsia="黑体"/>
+                <w:b/>
+                <w:color w:val="FFFFFF"/>
+                <w:sz w:val="17"/>
+              </w:rPr>
+              <w:t>反的主语（没有那种联系的另一种人／家）</w:t>
+            </w:r>
+          </w:p>
+        </w:tc>
+        <w:tc>
+          <w:tcPr>
+            <w:tcW w:type="dxa" w:w="1901"/>
+            <w:vAlign w:val="center"/>
+            <w:tcW w:w="2448" w:type="dxa"/>
+            <w:shd w:fill="1F4E79" w:val="clear"/>
+            <w:shd w:fill="1F4E79" w:val="clear"/>
+          </w:tcPr>
+          <w:p>
+            <w:pPr>
+              <w:spacing w:before="0" w:after="0" w:line="252" w:lineRule="auto"/>
+              <w:jc w:val="center"/>
+            </w:pPr>
+            <w:r>
+              <w:rPr>
+                <w:rFonts w:ascii="黑体" w:hAnsi="黑体" w:eastAsia="黑体"/>
+                <w:b/>
+                <w:color w:val="FFFFFF"/>
+                <w:sz w:val="17"/>
+              </w:rPr>
+            </w:r>
+            <w:r>
+              <w:rPr>
+                <w:rFonts w:ascii="黑体" w:hAnsi="黑体" w:eastAsia="黑体"/>
+                <w:b/>
+                <w:color w:val="FFFFFF"/>
+                <w:sz w:val="17"/>
+              </w:rPr>
+              <w:t>反：记载结果</w:t>
+            </w:r>
+          </w:p>
+        </w:tc>
+      </w:tr>
+      <w:tr>
+        <w:tc>
+          <w:tcPr>
+            <w:tcW w:type="dxa" w:w="1901"/>
+            <w:vAlign w:val="center"/>
+            <w:tcW w:w="1296" w:type="dxa"/>
+            <w:shd w:fill="FFFFFF" w:val="clear"/>
+            <w:shd w:fill="FFFFFF" w:val="clear"/>
+          </w:tcPr>
+          <w:p>
+            <w:pPr>
+              <w:spacing w:before="0" w:after="0" w:line="252" w:lineRule="auto"/>
+              <w:jc w:val="left"/>
+            </w:pPr>
+            <w:r/>
+            <w:r>
+              <w:rPr>
+                <w:rFonts w:ascii="宋体" w:hAnsi="宋体" w:eastAsia="宋体"/>
+                <w:b w:val="0"/>
+                <w:color w:val="222222"/>
+                <w:sz w:val="18"/>
+              </w:rPr>
+              <w:t>中国·文革</w:t>
+            </w:r>
+          </w:p>
+        </w:tc>
+        <w:tc>
+          <w:tcPr>
+            <w:tcW w:type="dxa" w:w="1901"/>
+            <w:vAlign w:val="center"/>
+            <w:tcW w:w="1944" w:type="dxa"/>
+            <w:shd w:fill="FFFFFF" w:val="clear"/>
+            <w:shd w:fill="FFFFFF" w:val="clear"/>
+          </w:tcPr>
+          <w:p>
+            <w:pPr>
+              <w:spacing w:before="0" w:after="0" w:line="252" w:lineRule="auto"/>
+              <w:jc w:val="left"/>
+            </w:pPr>
+            <w:r/>
+            <w:r>
+              <w:rPr>
+                <w:rFonts w:ascii="宋体" w:hAnsi="宋体" w:eastAsia="宋体"/>
+                <w:b w:val="0"/>
+                <w:color w:val="222222"/>
+                <w:sz w:val="18"/>
+              </w:rPr>
+              <w:t>张伯驹</w:t>
+            </w:r>
+          </w:p>
+        </w:tc>
+        <w:tc>
+          <w:tcPr>
+            <w:tcW w:type="dxa" w:w="1901"/>
+            <w:vAlign w:val="center"/>
+            <w:tcW w:w="2448" w:type="dxa"/>
+            <w:shd w:fill="FFFFFF" w:val="clear"/>
+            <w:shd w:fill="FFFFFF" w:val="clear"/>
+          </w:tcPr>
+          <w:p>
+            <w:pPr>
+              <w:spacing w:before="0" w:after="0" w:line="252" w:lineRule="auto"/>
+              <w:jc w:val="left"/>
+            </w:pPr>
+            <w:r/>
+            <w:r>
+              <w:rPr>
+                <w:rFonts w:ascii="宋体" w:hAnsi="宋体" w:eastAsia="宋体"/>
+                <w:b w:val="0"/>
+                <w:color w:val="222222"/>
+                <w:sz w:val="18"/>
+              </w:rPr>
+              <w:t>文革仍被冲击；人活到 1982；藏品已不在手头</w:t>
+            </w:r>
+          </w:p>
+        </w:tc>
+        <w:tc>
+          <w:tcPr>
+            <w:tcW w:type="dxa" w:w="1901"/>
+            <w:vAlign w:val="center"/>
+            <w:tcW w:w="2448" w:type="dxa"/>
+            <w:shd w:fill="FFFFFF" w:val="clear"/>
+            <w:shd w:fill="FFFFFF" w:val="clear"/>
+          </w:tcPr>
+          <w:p>
+            <w:pPr>
+              <w:spacing w:before="0" w:after="0" w:line="252" w:lineRule="auto"/>
+              <w:jc w:val="left"/>
+            </w:pPr>
+            <w:r/>
+            <w:r>
+              <w:rPr>
+                <w:rFonts w:ascii="宋体" w:hAnsi="宋体" w:eastAsia="宋体"/>
+                <w:b w:val="0"/>
+                <w:color w:val="222222"/>
+                <w:sz w:val="18"/>
+              </w:rPr>
+              <w:t>傅雷、朱梅馥</w:t>
+            </w:r>
+          </w:p>
+        </w:tc>
+        <w:tc>
+          <w:tcPr>
+            <w:tcW w:type="dxa" w:w="1901"/>
+            <w:vAlign w:val="center"/>
+            <w:tcW w:w="2448" w:type="dxa"/>
+            <w:shd w:fill="FFFFFF" w:val="clear"/>
+            <w:shd w:fill="FFFFFF" w:val="clear"/>
+          </w:tcPr>
+          <w:p>
+            <w:pPr>
+              <w:spacing w:before="0" w:after="0" w:line="252" w:lineRule="auto"/>
+              <w:jc w:val="left"/>
+            </w:pPr>
+            <w:r/>
+            <w:r>
+              <w:rPr>
+                <w:rFonts w:ascii="宋体" w:hAnsi="宋体" w:eastAsia="宋体"/>
+                <w:b w:val="0"/>
+                <w:color w:val="222222"/>
+                <w:sz w:val="18"/>
+              </w:rPr>
+              <w:t>1966-09-03 夫妇自杀</w:t>
+            </w:r>
+          </w:p>
+        </w:tc>
+      </w:tr>
+      <w:tr>
+        <w:tc>
+          <w:tcPr>
+            <w:tcW w:type="dxa" w:w="1901"/>
+            <w:vAlign w:val="center"/>
+            <w:tcW w:w="1296" w:type="dxa"/>
+            <w:shd w:fill="FFFFFF" w:val="clear"/>
+            <w:shd w:fill="F4F7FA" w:val="clear"/>
+          </w:tcPr>
+          <w:p>
+            <w:pPr>
+              <w:spacing w:before="0" w:after="0" w:line="252" w:lineRule="auto"/>
+              <w:jc w:val="left"/>
+            </w:pPr>
+            <w:r/>
+            <w:r>
+              <w:rPr>
+                <w:rFonts w:ascii="宋体" w:hAnsi="宋体" w:eastAsia="宋体"/>
+                <w:b w:val="0"/>
+                <w:color w:val="222222"/>
+                <w:sz w:val="18"/>
+              </w:rPr>
+              <w:t>中国·商绅</w:t>
+            </w:r>
+          </w:p>
+        </w:tc>
+        <w:tc>
+          <w:tcPr>
+            <w:tcW w:type="dxa" w:w="1901"/>
+            <w:vAlign w:val="center"/>
+            <w:tcW w:w="1944" w:type="dxa"/>
+            <w:shd w:fill="FFFFFF" w:val="clear"/>
+            <w:shd w:fill="F4F7FA" w:val="clear"/>
+          </w:tcPr>
+          <w:p>
+            <w:pPr>
+              <w:spacing w:before="0" w:after="0" w:line="252" w:lineRule="auto"/>
+              <w:jc w:val="left"/>
+            </w:pPr>
+            <w:r/>
+            <w:r>
+              <w:rPr>
+                <w:rFonts w:ascii="宋体" w:hAnsi="宋体" w:eastAsia="宋体"/>
+                <w:b w:val="0"/>
+                <w:color w:val="222222"/>
+                <w:sz w:val="18"/>
+              </w:rPr>
+              <w:t>张謇</w:t>
+            </w:r>
+          </w:p>
+        </w:tc>
+        <w:tc>
+          <w:tcPr>
+            <w:tcW w:type="dxa" w:w="1901"/>
+            <w:vAlign w:val="center"/>
+            <w:tcW w:w="2448" w:type="dxa"/>
+            <w:shd w:fill="FFFFFF" w:val="clear"/>
+            <w:shd w:fill="F4F7FA" w:val="clear"/>
+          </w:tcPr>
+          <w:p>
+            <w:pPr>
+              <w:spacing w:before="0" w:after="0" w:line="252" w:lineRule="auto"/>
+              <w:jc w:val="left"/>
+            </w:pPr>
+            <w:r/>
+            <w:r>
+              <w:rPr>
+                <w:rFonts w:ascii="宋体" w:hAnsi="宋体" w:eastAsia="宋体"/>
+                <w:b w:val="0"/>
+                <w:color w:val="222222"/>
+                <w:sz w:val="18"/>
+              </w:rPr>
+              <w:t>1926 病逝；大生后来衰；学校医院留下</w:t>
+            </w:r>
+          </w:p>
+        </w:tc>
+        <w:tc>
+          <w:tcPr>
+            <w:tcW w:type="dxa" w:w="1901"/>
+            <w:vAlign w:val="center"/>
+            <w:tcW w:w="2448" w:type="dxa"/>
+            <w:shd w:fill="FFFFFF" w:val="clear"/>
+            <w:shd w:fill="F4F7FA" w:val="clear"/>
+          </w:tcPr>
+          <w:p>
+            <w:pPr>
+              <w:spacing w:before="0" w:after="0" w:line="252" w:lineRule="auto"/>
+              <w:jc w:val="left"/>
+            </w:pPr>
+            <w:r/>
+            <w:r>
+              <w:rPr>
+                <w:rFonts w:ascii="宋体" w:hAnsi="宋体" w:eastAsia="宋体"/>
+                <w:b w:val="0"/>
+                <w:color w:val="222222"/>
+                <w:sz w:val="18"/>
+              </w:rPr>
+              <w:t>个园黄至筠盐商家</w:t>
+            </w:r>
+          </w:p>
+        </w:tc>
+        <w:tc>
+          <w:tcPr>
+            <w:tcW w:type="dxa" w:w="1901"/>
+            <w:vAlign w:val="center"/>
+            <w:tcW w:w="2448" w:type="dxa"/>
+            <w:shd w:fill="FFFFFF" w:val="clear"/>
+            <w:shd w:fill="F4F7FA" w:val="clear"/>
+          </w:tcPr>
+          <w:p>
+            <w:pPr>
+              <w:spacing w:before="0" w:after="0" w:line="252" w:lineRule="auto"/>
+              <w:jc w:val="left"/>
+            </w:pPr>
+            <w:r/>
+            <w:r>
+              <w:rPr>
+                <w:rFonts w:ascii="宋体" w:hAnsi="宋体" w:eastAsia="宋体"/>
+                <w:b w:val="0"/>
+                <w:color w:val="222222"/>
+                <w:sz w:val="18"/>
+              </w:rPr>
+              <w:t>道光后盐商失势；个园易主</w:t>
+            </w:r>
+          </w:p>
+        </w:tc>
+      </w:tr>
+      <w:tr>
+        <w:tc>
+          <w:tcPr>
+            <w:tcW w:type="dxa" w:w="1901"/>
+            <w:vAlign w:val="center"/>
+            <w:tcW w:w="1296" w:type="dxa"/>
+            <w:shd w:fill="FFFFFF" w:val="clear"/>
+            <w:shd w:fill="FFFFFF" w:val="clear"/>
+          </w:tcPr>
+          <w:p>
+            <w:pPr>
+              <w:spacing w:before="0" w:after="0" w:line="252" w:lineRule="auto"/>
+              <w:jc w:val="left"/>
+            </w:pPr>
+            <w:r/>
+            <w:r>
+              <w:rPr>
+                <w:rFonts w:ascii="宋体" w:hAnsi="宋体" w:eastAsia="宋体"/>
+                <w:b w:val="0"/>
+                <w:color w:val="222222"/>
+                <w:sz w:val="18"/>
+              </w:rPr>
+              <w:t>英国</w:t>
+            </w:r>
+          </w:p>
+        </w:tc>
+        <w:tc>
+          <w:tcPr>
+            <w:tcW w:type="dxa" w:w="1901"/>
+            <w:vAlign w:val="center"/>
+            <w:tcW w:w="1944" w:type="dxa"/>
+            <w:shd w:fill="FFFFFF" w:val="clear"/>
+            <w:shd w:fill="FFFFFF" w:val="clear"/>
+          </w:tcPr>
+          <w:p>
+            <w:pPr>
+              <w:spacing w:before="0" w:after="0" w:line="252" w:lineRule="auto"/>
+              <w:jc w:val="left"/>
+            </w:pPr>
+            <w:r/>
+            <w:r>
+              <w:rPr>
+                <w:rFonts w:ascii="宋体" w:hAnsi="宋体" w:eastAsia="宋体"/>
+                <w:b w:val="0"/>
+                <w:color w:val="222222"/>
+                <w:sz w:val="18"/>
+              </w:rPr>
+              <w:t>第七代沙夫茨伯里伯爵</w:t>
+            </w:r>
+          </w:p>
+        </w:tc>
+        <w:tc>
+          <w:tcPr>
+            <w:tcW w:type="dxa" w:w="1901"/>
+            <w:vAlign w:val="center"/>
+            <w:tcW w:w="2448" w:type="dxa"/>
+            <w:shd w:fill="FFFFFF" w:val="clear"/>
+            <w:shd w:fill="FFFFFF" w:val="clear"/>
+          </w:tcPr>
+          <w:p>
+            <w:pPr>
+              <w:spacing w:before="0" w:after="0" w:line="252" w:lineRule="auto"/>
+              <w:jc w:val="left"/>
+            </w:pPr>
+            <w:r/>
+            <w:r>
+              <w:rPr>
+                <w:rFonts w:ascii="宋体" w:hAnsi="宋体" w:eastAsia="宋体"/>
+                <w:b w:val="0"/>
+                <w:color w:val="222222"/>
+                <w:sz w:val="18"/>
+              </w:rPr>
+              <w:t>推动工厂立法；1885 年卒；爵位仍在</w:t>
+            </w:r>
+          </w:p>
+        </w:tc>
+        <w:tc>
+          <w:tcPr>
+            <w:tcW w:type="dxa" w:w="1901"/>
+            <w:vAlign w:val="center"/>
+            <w:tcW w:w="2448" w:type="dxa"/>
+            <w:shd w:fill="FFFFFF" w:val="clear"/>
+            <w:shd w:fill="FFFFFF" w:val="clear"/>
+          </w:tcPr>
+          <w:p>
+            <w:pPr>
+              <w:spacing w:before="0" w:after="0" w:line="252" w:lineRule="auto"/>
+              <w:jc w:val="left"/>
+            </w:pPr>
+            <w:r/>
+            <w:r>
+              <w:rPr>
+                <w:rFonts w:ascii="宋体" w:hAnsi="宋体" w:eastAsia="宋体"/>
+                <w:b w:val="0"/>
+                <w:color w:val="222222"/>
+                <w:sz w:val="18"/>
+              </w:rPr>
+              <w:t>乔治·布鲁梅尔</w:t>
+            </w:r>
+          </w:p>
+        </w:tc>
+        <w:tc>
+          <w:tcPr>
+            <w:tcW w:type="dxa" w:w="1901"/>
+            <w:vAlign w:val="center"/>
+            <w:tcW w:w="2448" w:type="dxa"/>
+            <w:shd w:fill="FFFFFF" w:val="clear"/>
+            <w:shd w:fill="FFFFFF" w:val="clear"/>
+          </w:tcPr>
+          <w:p>
+            <w:pPr>
+              <w:spacing w:before="0" w:after="0" w:line="252" w:lineRule="auto"/>
+              <w:jc w:val="left"/>
+            </w:pPr>
+            <w:r/>
+            <w:r>
+              <w:rPr>
+                <w:rFonts w:ascii="宋体" w:hAnsi="宋体" w:eastAsia="宋体"/>
+                <w:b w:val="0"/>
+                <w:color w:val="222222"/>
+                <w:sz w:val="18"/>
+              </w:rPr>
+              <w:t>1816 逃法；1840 年在卡昂穷死</w:t>
+            </w:r>
+          </w:p>
+        </w:tc>
+      </w:tr>
+      <w:tr>
+        <w:tc>
+          <w:tcPr>
+            <w:tcW w:type="dxa" w:w="1901"/>
+            <w:vAlign w:val="center"/>
+            <w:tcW w:w="1296" w:type="dxa"/>
+            <w:shd w:fill="FFFFFF" w:val="clear"/>
+            <w:shd w:fill="F4F7FA" w:val="clear"/>
+          </w:tcPr>
+          <w:p>
+            <w:pPr>
+              <w:spacing w:before="0" w:after="0" w:line="252" w:lineRule="auto"/>
+              <w:jc w:val="left"/>
+            </w:pPr>
+            <w:r/>
+            <w:r>
+              <w:rPr>
+                <w:rFonts w:ascii="宋体" w:hAnsi="宋体" w:eastAsia="宋体"/>
+                <w:b w:val="0"/>
+                <w:color w:val="222222"/>
+                <w:sz w:val="18"/>
+              </w:rPr>
+              <w:t>日本</w:t>
+            </w:r>
+          </w:p>
+        </w:tc>
+        <w:tc>
+          <w:tcPr>
+            <w:tcW w:type="dxa" w:w="1901"/>
+            <w:vAlign w:val="center"/>
+            <w:tcW w:w="1944" w:type="dxa"/>
+            <w:shd w:fill="FFFFFF" w:val="clear"/>
+            <w:shd w:fill="F4F7FA" w:val="clear"/>
+          </w:tcPr>
+          <w:p>
+            <w:pPr>
+              <w:spacing w:before="0" w:after="0" w:line="252" w:lineRule="auto"/>
+              <w:jc w:val="left"/>
+            </w:pPr>
+            <w:r/>
+            <w:r>
+              <w:rPr>
+                <w:rFonts w:ascii="宋体" w:hAnsi="宋体" w:eastAsia="宋体"/>
+                <w:b w:val="0"/>
+                <w:color w:val="222222"/>
+                <w:sz w:val="18"/>
+              </w:rPr>
+              <w:t>德川恒孝</w:t>
+            </w:r>
+          </w:p>
+        </w:tc>
+        <w:tc>
+          <w:tcPr>
+            <w:tcW w:type="dxa" w:w="1901"/>
+            <w:vAlign w:val="center"/>
+            <w:tcW w:w="2448" w:type="dxa"/>
+            <w:shd w:fill="FFFFFF" w:val="clear"/>
+            <w:shd w:fill="F4F7FA" w:val="clear"/>
+          </w:tcPr>
+          <w:p>
+            <w:pPr>
+              <w:spacing w:before="0" w:after="0" w:line="252" w:lineRule="auto"/>
+              <w:jc w:val="left"/>
+            </w:pPr>
+            <w:r/>
+            <w:r>
+              <w:rPr>
+                <w:rFonts w:ascii="宋体" w:hAnsi="宋体" w:eastAsia="宋体"/>
+                <w:b w:val="0"/>
+                <w:color w:val="222222"/>
+                <w:sz w:val="18"/>
+              </w:rPr>
+              <w:t>日本邮船职员生涯；家督名目仍在</w:t>
+            </w:r>
+          </w:p>
+        </w:tc>
+        <w:tc>
+          <w:tcPr>
+            <w:tcW w:type="dxa" w:w="1901"/>
+            <w:vAlign w:val="center"/>
+            <w:tcW w:w="2448" w:type="dxa"/>
+            <w:shd w:fill="FFFFFF" w:val="clear"/>
+            <w:shd w:fill="F4F7FA" w:val="clear"/>
+          </w:tcPr>
+          <w:p>
+            <w:pPr>
+              <w:spacing w:before="0" w:after="0" w:line="252" w:lineRule="auto"/>
+              <w:jc w:val="left"/>
+            </w:pPr>
+            <w:r/>
+            <w:r>
+              <w:rPr>
+                <w:rFonts w:ascii="宋体" w:hAnsi="宋体" w:eastAsia="宋体"/>
+                <w:b w:val="0"/>
+                <w:color w:val="222222"/>
+                <w:sz w:val="18"/>
+              </w:rPr>
+              <w:t>会津藩士（斗南藩时期）</w:t>
+            </w:r>
+          </w:p>
+        </w:tc>
+        <w:tc>
+          <w:tcPr>
+            <w:tcW w:type="dxa" w:w="1901"/>
+            <w:vAlign w:val="center"/>
+            <w:tcW w:w="2448" w:type="dxa"/>
+            <w:shd w:fill="FFFFFF" w:val="clear"/>
+            <w:shd w:fill="F4F7FA" w:val="clear"/>
+          </w:tcPr>
+          <w:p>
+            <w:pPr>
+              <w:spacing w:before="0" w:after="0" w:line="252" w:lineRule="auto"/>
+              <w:jc w:val="left"/>
+            </w:pPr>
+            <w:r/>
+            <w:r>
+              <w:rPr>
+                <w:rFonts w:ascii="宋体" w:hAnsi="宋体" w:eastAsia="宋体"/>
+                <w:b w:val="0"/>
+                <w:color w:val="222222"/>
+                <w:sz w:val="18"/>
+              </w:rPr>
+              <w:t>贫病流散记载多；松平容保 1893 卒于东京，已无藩主经济</w:t>
+            </w:r>
+          </w:p>
+        </w:tc>
+      </w:tr>
+    </w:tbl>
+    <w:p>
+      <w:pPr>
+        <w:spacing w:before="0" w:after="120" w:line="300" w:lineRule="auto"/>
+        <w:ind w:firstLine="403"/>
+      </w:pPr>
+      <w:r>
+        <w:rPr>
+          <w:rFonts w:ascii="宋体" w:hAnsi="宋体" w:eastAsia="宋体"/>
+          <w:b w:val="0"/>
+          <w:color w:val="222222"/>
+          <w:sz w:val="23"/>
+        </w:rPr>
+        <w:t>论点：本则前半承认隔阂，后半禁止用隔阂绝交。史例只拿后半当动作：长期联系善良、有点分寸的人（含非同一阶层），预备落难。</w:t>
       </w:r>
     </w:p>
     <w:p>
@@ -178,7 +907,7 @@
           <w:color w:val="222222"/>
           <w:sz w:val="23"/>
         </w:rPr>
-        <w:t>论点：这则语录把「出身带来的隔阂」说成可预期，同时禁止用隔阂当绝交令；落点是危机时谁有余力伸手，不是证明自己更高。</w:t>
+        <w:t>中国含文革｜正张伯驹（与梨园长期往来）→ 文革仍被冲击，人活到 1982，藏品已不在手头。反傅雷夫妇（重心在高知教养圈）→ 1966-09-03 自杀。补记：老舍有市井联系仍于 1966-08-24 投水，故正不是护身符。</w:t>
       </w:r>
     </w:p>
     <w:p>
@@ -193,7 +922,7 @@
           <w:color w:val="222222"/>
           <w:sz w:val="23"/>
         </w:rPr>
-        <w:t>论据（示意，待你限定）：中国「仗义每多屠狗辈，负心多是读书人」是流传对仗，不是户口统计；你写下的是「仗义每是屠狗辈」，意思仍指向：体面圈子不自动等于关键时刻有人。正史里孟尝君门客有鸡鸣狗盗，平原君门下也有被平原君本人看不上、后来才用上的人——这是「分寸与善良优先于门第」的古典叙事，不是建议去找门客制度。反面常见的是六朝门第只在士庶内通婚往来，遇乱并不比交游宽的人更有救援网。英国乡绅与「贸易上的人」通婚、往来的人家，和死守俱乐部圈子、晚年只能卖庄园的幼子，也常被写成对照。这些都不能在未限定前写成你的家史。</w:t>
+        <w:t>中国商绅｜正张謇（状元仍与南通农工商学长期共事）→ 1926 年病逝，大生后来衰，学校医院留下。反个园黄至筠盐商家（同类排场）→ 道光后盐商失势，园易主。</w:t>
       </w:r>
     </w:p>
     <w:p>
@@ -208,7 +937,37 @@
           <w:color w:val="222222"/>
           <w:sz w:val="23"/>
         </w:rPr>
-        <w:t>和家庭类似情况：语录假定父母聪明努力、即便利离婚仍是高阶层，你与某些群友生活逻辑不合。正例方向是：身份不同仍保持少数长期、有分寸的联系；反例方向是：因自尊和过去被高看，把「脏手」的人或非同一阶层的善良者剔出名单，结果落难时只剩下同样没有空间的人。正反各要几组、限定哪国，仍要你定。</w:t>
+        <w:t>英国｜正第七代沙夫茨伯里（工厂区、贫民学校）→ 工厂立法，1885 年卒，爵位仍在。反布鲁梅尔（只养上流社交）→ 1816 逃法，1840 年卡昂穷死。类似的是体面与名单，不是诸子均分房产。</w:t>
+      </w:r>
+    </w:p>
+    <w:p>
+      <w:pPr>
+        <w:spacing w:before="0" w:after="120" w:line="300" w:lineRule="auto"/>
+        <w:ind w:firstLine="403"/>
+      </w:pPr>
+      <w:r>
+        <w:rPr>
+          <w:rFonts w:ascii="宋体" w:hAnsi="宋体" w:eastAsia="宋体"/>
+          <w:b w:val="0"/>
+          <w:color w:val="222222"/>
+          <w:sz w:val="23"/>
+        </w:rPr>
+        <w:t>日本｜正德川恒孝（华族废后进日本邮船）→ 薪水生涯，家督名目仍在。反会津藩士斗南藩时期（家禄切尽仍以士自持）→ 贫病流散记载多；松平容保 1893 年卒于东京，已无藩主经济。</w:t>
+      </w:r>
+    </w:p>
+    <w:p>
+      <w:pPr>
+        <w:spacing w:before="0" w:after="120" w:line="300" w:lineRule="auto"/>
+        <w:ind w:firstLine="403"/>
+      </w:pPr>
+      <w:r>
+        <w:rPr>
+          <w:rFonts w:ascii="宋体" w:hAnsi="宋体" w:eastAsia="宋体"/>
+          <w:b w:val="0"/>
+          <w:color w:val="222222"/>
+          <w:sz w:val="23"/>
+        </w:rPr>
+        <w:t>可复用 prompt 写在《01-分房产兄弟-正常花销与有限封地-OCR与评论.docx》第二节（0）。结果都是记载，不是实验证明。</w:t>
       </w:r>
     </w:p>
     <w:sectPr>
